--- a/presentation/RepMint-Demo-Runbook-QA.docx
+++ b/presentation/RepMint-Demo-Runbook-QA.docx
@@ -295,7 +295,7 @@
           <w:color w:val="161A18"/>
           <w:sz w:val="21"/>
         </w:rPr>
-        <w:t>Faculty may interact with the MVP: have the QR slide (7 or 12) up during</w:t>
+        <w:t>Faculty may interact with the MVP: have a QR slide (9 or 14) up during</w:t>
       </w:r>
     </w:p>
     <w:p>
